--- a/py/protocol_generated.docx
+++ b/py/protocol_generated.docx
@@ -634,7 +634,1252 @@
                 <w:sz w:val="22"/>
                 <w:szCs w:val="22"/>
               </w:rPr>
-              <w:t>П2</w:t>
+              <w:t>П4</w:t>
+            </w:r>
+          </w:p>
+        </w:tc>
+        <w:tc>
+          <w:tcPr>
+            <w:tcW w:w="994" w:type="dxa"/>
+          </w:tcPr>
+          <w:p>
+            <w:pPr>
+              <w:jc w:val="center"/>
+              <w:rPr>
+                <w:rFonts w:ascii="Times New Roman" w:hAnsi="Times New Roman" w:cs="Times New Roman"/>
+                <w:sz w:val="22"/>
+                <w:szCs w:val="22"/>
+              </w:rPr>
+            </w:pPr>
+            <w:r>
+              <w:rPr>
+                <w:rFonts w:ascii="Times New Roman" w:hAnsi="Times New Roman" w:cs="Times New Roman"/>
+                <w:sz w:val="22"/>
+                <w:szCs w:val="22"/>
+              </w:rPr>
+            </w:r>
+          </w:p>
+        </w:tc>
+        <w:tc>
+          <w:tcPr>
+            <w:tcW w:w="1275" w:type="dxa"/>
+          </w:tcPr>
+          <w:p>
+            <w:pPr>
+              <w:jc w:val="center"/>
+              <w:rPr>
+                <w:rFonts w:ascii="Times New Roman" w:hAnsi="Times New Roman" w:cs="Times New Roman"/>
+                <w:sz w:val="22"/>
+                <w:szCs w:val="22"/>
+              </w:rPr>
+            </w:pPr>
+            <w:r/>
+          </w:p>
+        </w:tc>
+        <w:tc>
+          <w:tcPr>
+            <w:tcW w:w="1418" w:type="dxa"/>
+          </w:tcPr>
+          <w:p>
+            <w:pPr>
+              <w:rPr>
+                <w:rFonts w:ascii="Times New Roman" w:hAnsi="Times New Roman" w:cs="Times New Roman"/>
+                <w:sz w:val="22"/>
+                <w:szCs w:val="22"/>
+              </w:rPr>
+            </w:pPr>
+            <w:r>
+              <w:rPr>
+                <w:rFonts w:ascii="Times New Roman" w:hAnsi="Times New Roman" w:cs="Times New Roman"/>
+                <w:sz w:val="22"/>
+                <w:szCs w:val="22"/>
+              </w:rPr>
+            </w:r>
+          </w:p>
+        </w:tc>
+        <w:tc>
+          <w:tcPr>
+            <w:tcW w:w="1150" w:type="dxa"/>
+          </w:tcPr>
+          <w:p>
+            <w:pPr>
+              <w:jc w:val="center"/>
+              <w:rPr>
+                <w:rFonts w:ascii="Times New Roman" w:hAnsi="Times New Roman" w:cs="Times New Roman"/>
+                <w:sz w:val="22"/>
+                <w:szCs w:val="22"/>
+              </w:rPr>
+            </w:pPr>
+            <w:r>
+              <w:rPr>
+                <w:rFonts w:ascii="Times New Roman" w:hAnsi="Times New Roman" w:cs="Times New Roman"/>
+                <w:sz w:val="22"/>
+                <w:szCs w:val="22"/>
+              </w:rPr>
+            </w:r>
+          </w:p>
+        </w:tc>
+        <w:tc>
+          <w:tcPr>
+            <w:tcW w:w="1685" w:type="dxa"/>
+          </w:tcPr>
+          <w:p>
+            <w:pPr>
+              <w:rPr>
+                <w:rFonts w:ascii="Times New Roman" w:hAnsi="Times New Roman" w:cs="Times New Roman"/>
+                <w:sz w:val="22"/>
+                <w:szCs w:val="22"/>
+              </w:rPr>
+            </w:pPr>
+            <w:r>
+              <w:rPr>
+                <w:rFonts w:ascii="Times New Roman" w:hAnsi="Times New Roman" w:cs="Times New Roman"/>
+                <w:sz w:val="22"/>
+                <w:szCs w:val="22"/>
+              </w:rPr>
+            </w:r>
+          </w:p>
+        </w:tc>
+      </w:tr>
+      <w:tr>
+        <w:tc>
+          <w:tcPr>
+            <w:tcW w:w="1874" w:type="dxa"/>
+          </w:tcPr>
+          <w:p>
+            <w:pPr>
+              <w:rPr>
+                <w:rFonts w:ascii="Times New Roman" w:hAnsi="Times New Roman" w:cs="Times New Roman"/>
+                <w:sz w:val="22"/>
+                <w:szCs w:val="22"/>
+                <w:lang w:val="en-US"/>
+              </w:rPr>
+            </w:pPr>
+            <w:r>
+              <w:rPr>
+                <w:rFonts w:ascii="Times New Roman" w:hAnsi="Times New Roman" w:cs="Times New Roman"/>
+                <w:sz w:val="22"/>
+                <w:szCs w:val="22"/>
+                <w:lang w:val="en-US"/>
+              </w:rPr>
+            </w:r>
+          </w:p>
+        </w:tc>
+        <w:tc>
+          <w:tcPr>
+            <w:tcW w:w="1356" w:type="dxa"/>
+          </w:tcPr>
+          <w:p>
+            <w:pPr>
+              <w:jc w:val="center"/>
+              <w:rPr>
+                <w:rFonts w:ascii="Times New Roman" w:hAnsi="Times New Roman" w:cs="Times New Roman"/>
+                <w:sz w:val="22"/>
+                <w:szCs w:val="22"/>
+                <w:lang w:val="en-US"/>
+              </w:rPr>
+            </w:pPr>
+            <w:r>
+              <w:rPr>
+                <w:rFonts w:ascii="Times New Roman" w:hAnsi="Times New Roman" w:cs="Times New Roman"/>
+                <w:sz w:val="22"/>
+                <w:szCs w:val="22"/>
+                <w:lang w:val="en-US"/>
+              </w:rPr>
+            </w:r>
+          </w:p>
+        </w:tc>
+        <w:tc>
+          <w:tcPr>
+            <w:tcW w:w="998" w:type="dxa"/>
+          </w:tcPr>
+          <w:p>
+            <w:pPr>
+              <w:jc w:val="center"/>
+              <w:rPr>
+                <w:rFonts w:ascii="Times New Roman" w:hAnsi="Times New Roman" w:cs="Times New Roman"/>
+                <w:sz w:val="22"/>
+                <w:szCs w:val="22"/>
+                <w:lang w:val="en-US"/>
+              </w:rPr>
+            </w:pPr>
+            <w:r>
+              <w:rPr>
+                <w:rFonts w:ascii="Times New Roman" w:hAnsi="Times New Roman" w:cs="Times New Roman"/>
+                <w:sz w:val="22"/>
+                <w:szCs w:val="22"/>
+                <w:lang w:val="en-US"/>
+              </w:rPr>
+            </w:r>
+          </w:p>
+        </w:tc>
+        <w:tc>
+          <w:tcPr>
+            <w:tcW w:w="1153" w:type="dxa"/>
+          </w:tcPr>
+          <w:p>
+            <w:pPr>
+              <w:jc w:val="center"/>
+              <w:rPr>
+                <w:rFonts w:ascii="Times New Roman" w:hAnsi="Times New Roman" w:cs="Times New Roman"/>
+                <w:sz w:val="22"/>
+                <w:szCs w:val="22"/>
+              </w:rPr>
+            </w:pPr>
+            <w:r>
+              <w:rPr>
+                <w:rFonts w:ascii="Times New Roman" w:hAnsi="Times New Roman" w:cs="Times New Roman"/>
+                <w:sz w:val="22"/>
+                <w:szCs w:val="22"/>
+                <w:lang w:val="en-US"/>
+              </w:rPr>
+            </w:r>
+            <w:r>
+              <w:rPr>
+                <w:rFonts w:ascii="Times New Roman" w:hAnsi="Times New Roman" w:cs="Times New Roman"/>
+                <w:sz w:val="22"/>
+                <w:szCs w:val="22"/>
+              </w:rPr>
+            </w:r>
+          </w:p>
+        </w:tc>
+        <w:tc>
+          <w:tcPr>
+            <w:tcW w:w="1276" w:type="dxa"/>
+          </w:tcPr>
+          <w:p>
+            <w:pPr>
+              <w:jc w:val="center"/>
+              <w:rPr>
+                <w:rFonts w:ascii="Times New Roman" w:hAnsi="Times New Roman" w:cs="Times New Roman"/>
+                <w:sz w:val="22"/>
+                <w:szCs w:val="22"/>
+              </w:rPr>
+            </w:pPr>
+            <w:r>
+              <w:rPr>
+                <w:rFonts w:ascii="Times New Roman" w:hAnsi="Times New Roman" w:cs="Times New Roman"/>
+                <w:sz w:val="22"/>
+                <w:szCs w:val="22"/>
+              </w:rPr>
+            </w:r>
+          </w:p>
+        </w:tc>
+        <w:tc>
+          <w:tcPr>
+            <w:tcW w:w="2409" w:type="dxa"/>
+          </w:tcPr>
+          <w:p>
+            <w:pPr>
+              <w:rPr>
+                <w:rFonts w:ascii="Times New Roman" w:hAnsi="Times New Roman" w:cs="Times New Roman"/>
+                <w:sz w:val="22"/>
+                <w:szCs w:val="22"/>
+              </w:rPr>
+            </w:pPr>
+            <w:r>
+              <w:rPr>
+                <w:rFonts w:ascii="Times New Roman" w:hAnsi="Times New Roman" w:cs="Times New Roman"/>
+                <w:sz w:val="22"/>
+                <w:szCs w:val="22"/>
+              </w:rPr>
+              <w:t>2П5</w:t>
+            </w:r>
+          </w:p>
+        </w:tc>
+        <w:tc>
+          <w:tcPr>
+            <w:tcW w:w="994" w:type="dxa"/>
+          </w:tcPr>
+          <w:p>
+            <w:pPr>
+              <w:jc w:val="center"/>
+              <w:rPr>
+                <w:rFonts w:ascii="Times New Roman" w:hAnsi="Times New Roman" w:cs="Times New Roman"/>
+                <w:sz w:val="22"/>
+                <w:szCs w:val="22"/>
+              </w:rPr>
+            </w:pPr>
+            <w:r>
+              <w:rPr>
+                <w:rFonts w:ascii="Times New Roman" w:hAnsi="Times New Roman" w:cs="Times New Roman"/>
+                <w:sz w:val="22"/>
+                <w:szCs w:val="22"/>
+              </w:rPr>
+            </w:r>
+          </w:p>
+        </w:tc>
+        <w:tc>
+          <w:tcPr>
+            <w:tcW w:w="1275" w:type="dxa"/>
+          </w:tcPr>
+          <w:p>
+            <w:pPr>
+              <w:jc w:val="center"/>
+              <w:rPr>
+                <w:rFonts w:ascii="Times New Roman" w:hAnsi="Times New Roman" w:cs="Times New Roman"/>
+                <w:sz w:val="22"/>
+                <w:szCs w:val="22"/>
+              </w:rPr>
+            </w:pPr>
+            <w:r/>
+          </w:p>
+        </w:tc>
+        <w:tc>
+          <w:tcPr>
+            <w:tcW w:w="1418" w:type="dxa"/>
+          </w:tcPr>
+          <w:p>
+            <w:pPr>
+              <w:rPr>
+                <w:rFonts w:ascii="Times New Roman" w:hAnsi="Times New Roman" w:cs="Times New Roman"/>
+                <w:sz w:val="22"/>
+                <w:szCs w:val="22"/>
+              </w:rPr>
+            </w:pPr>
+            <w:r>
+              <w:rPr>
+                <w:rFonts w:ascii="Times New Roman" w:hAnsi="Times New Roman" w:cs="Times New Roman"/>
+                <w:sz w:val="22"/>
+                <w:szCs w:val="22"/>
+              </w:rPr>
+            </w:r>
+          </w:p>
+        </w:tc>
+        <w:tc>
+          <w:tcPr>
+            <w:tcW w:w="1150" w:type="dxa"/>
+          </w:tcPr>
+          <w:p>
+            <w:pPr>
+              <w:jc w:val="center"/>
+              <w:rPr>
+                <w:rFonts w:ascii="Times New Roman" w:hAnsi="Times New Roman" w:cs="Times New Roman"/>
+                <w:sz w:val="22"/>
+                <w:szCs w:val="22"/>
+              </w:rPr>
+            </w:pPr>
+            <w:r>
+              <w:rPr>
+                <w:rFonts w:ascii="Times New Roman" w:hAnsi="Times New Roman" w:cs="Times New Roman"/>
+                <w:sz w:val="22"/>
+                <w:szCs w:val="22"/>
+              </w:rPr>
+            </w:r>
+          </w:p>
+        </w:tc>
+        <w:tc>
+          <w:tcPr>
+            <w:tcW w:w="1685" w:type="dxa"/>
+          </w:tcPr>
+          <w:p>
+            <w:pPr>
+              <w:rPr>
+                <w:rFonts w:ascii="Times New Roman" w:hAnsi="Times New Roman" w:cs="Times New Roman"/>
+                <w:sz w:val="22"/>
+                <w:szCs w:val="22"/>
+              </w:rPr>
+            </w:pPr>
+            <w:r>
+              <w:rPr>
+                <w:rFonts w:ascii="Times New Roman" w:hAnsi="Times New Roman" w:cs="Times New Roman"/>
+                <w:sz w:val="22"/>
+                <w:szCs w:val="22"/>
+              </w:rPr>
+            </w:r>
+          </w:p>
+        </w:tc>
+      </w:tr>
+      <w:tr>
+        <w:tc>
+          <w:tcPr>
+            <w:tcW w:w="1874" w:type="dxa"/>
+          </w:tcPr>
+          <w:p>
+            <w:pPr>
+              <w:rPr>
+                <w:rFonts w:ascii="Times New Roman" w:hAnsi="Times New Roman" w:cs="Times New Roman"/>
+                <w:sz w:val="22"/>
+                <w:szCs w:val="22"/>
+                <w:lang w:val="en-US"/>
+              </w:rPr>
+            </w:pPr>
+            <w:r>
+              <w:rPr>
+                <w:rFonts w:ascii="Times New Roman" w:hAnsi="Times New Roman" w:cs="Times New Roman"/>
+                <w:sz w:val="22"/>
+                <w:szCs w:val="22"/>
+                <w:lang w:val="en-US"/>
+              </w:rPr>
+            </w:r>
+          </w:p>
+        </w:tc>
+        <w:tc>
+          <w:tcPr>
+            <w:tcW w:w="1356" w:type="dxa"/>
+          </w:tcPr>
+          <w:p>
+            <w:pPr>
+              <w:jc w:val="center"/>
+              <w:rPr>
+                <w:rFonts w:ascii="Times New Roman" w:hAnsi="Times New Roman" w:cs="Times New Roman"/>
+                <w:sz w:val="22"/>
+                <w:szCs w:val="22"/>
+                <w:lang w:val="en-US"/>
+              </w:rPr>
+            </w:pPr>
+            <w:r>
+              <w:rPr>
+                <w:rFonts w:ascii="Times New Roman" w:hAnsi="Times New Roman" w:cs="Times New Roman"/>
+                <w:sz w:val="22"/>
+                <w:szCs w:val="22"/>
+                <w:lang w:val="en-US"/>
+              </w:rPr>
+            </w:r>
+          </w:p>
+        </w:tc>
+        <w:tc>
+          <w:tcPr>
+            <w:tcW w:w="998" w:type="dxa"/>
+          </w:tcPr>
+          <w:p>
+            <w:pPr>
+              <w:jc w:val="center"/>
+              <w:rPr>
+                <w:rFonts w:ascii="Times New Roman" w:hAnsi="Times New Roman" w:cs="Times New Roman"/>
+                <w:sz w:val="22"/>
+                <w:szCs w:val="22"/>
+                <w:lang w:val="en-US"/>
+              </w:rPr>
+            </w:pPr>
+            <w:r>
+              <w:rPr>
+                <w:rFonts w:ascii="Times New Roman" w:hAnsi="Times New Roman" w:cs="Times New Roman"/>
+                <w:sz w:val="22"/>
+                <w:szCs w:val="22"/>
+                <w:lang w:val="en-US"/>
+              </w:rPr>
+            </w:r>
+          </w:p>
+        </w:tc>
+        <w:tc>
+          <w:tcPr>
+            <w:tcW w:w="1153" w:type="dxa"/>
+          </w:tcPr>
+          <w:p>
+            <w:pPr>
+              <w:jc w:val="center"/>
+              <w:rPr>
+                <w:rFonts w:ascii="Times New Roman" w:hAnsi="Times New Roman" w:cs="Times New Roman"/>
+                <w:sz w:val="22"/>
+                <w:szCs w:val="22"/>
+              </w:rPr>
+            </w:pPr>
+            <w:r>
+              <w:rPr>
+                <w:rFonts w:ascii="Times New Roman" w:hAnsi="Times New Roman" w:cs="Times New Roman"/>
+                <w:sz w:val="22"/>
+                <w:szCs w:val="22"/>
+                <w:lang w:val="en-US"/>
+              </w:rPr>
+            </w:r>
+            <w:r>
+              <w:rPr>
+                <w:rFonts w:ascii="Times New Roman" w:hAnsi="Times New Roman" w:cs="Times New Roman"/>
+                <w:sz w:val="22"/>
+                <w:szCs w:val="22"/>
+              </w:rPr>
+            </w:r>
+          </w:p>
+        </w:tc>
+        <w:tc>
+          <w:tcPr>
+            <w:tcW w:w="1276" w:type="dxa"/>
+          </w:tcPr>
+          <w:p>
+            <w:pPr>
+              <w:jc w:val="center"/>
+              <w:rPr>
+                <w:rFonts w:ascii="Times New Roman" w:hAnsi="Times New Roman" w:cs="Times New Roman"/>
+                <w:sz w:val="22"/>
+                <w:szCs w:val="22"/>
+              </w:rPr>
+            </w:pPr>
+            <w:r>
+              <w:rPr>
+                <w:rFonts w:ascii="Times New Roman" w:hAnsi="Times New Roman" w:cs="Times New Roman"/>
+                <w:sz w:val="22"/>
+                <w:szCs w:val="22"/>
+              </w:rPr>
+            </w:r>
+          </w:p>
+        </w:tc>
+        <w:tc>
+          <w:tcPr>
+            <w:tcW w:w="2409" w:type="dxa"/>
+          </w:tcPr>
+          <w:p>
+            <w:pPr>
+              <w:rPr>
+                <w:rFonts w:ascii="Times New Roman" w:hAnsi="Times New Roman" w:cs="Times New Roman"/>
+                <w:sz w:val="22"/>
+                <w:szCs w:val="22"/>
+              </w:rPr>
+            </w:pPr>
+            <w:r>
+              <w:rPr>
+                <w:rFonts w:ascii="Times New Roman" w:hAnsi="Times New Roman" w:cs="Times New Roman"/>
+                <w:sz w:val="22"/>
+                <w:szCs w:val="22"/>
+              </w:rPr>
+              <w:t>П6</w:t>
+            </w:r>
+          </w:p>
+        </w:tc>
+        <w:tc>
+          <w:tcPr>
+            <w:tcW w:w="994" w:type="dxa"/>
+          </w:tcPr>
+          <w:p>
+            <w:pPr>
+              <w:jc w:val="center"/>
+              <w:rPr>
+                <w:rFonts w:ascii="Times New Roman" w:hAnsi="Times New Roman" w:cs="Times New Roman"/>
+                <w:sz w:val="22"/>
+                <w:szCs w:val="22"/>
+              </w:rPr>
+            </w:pPr>
+            <w:r>
+              <w:rPr>
+                <w:rFonts w:ascii="Times New Roman" w:hAnsi="Times New Roman" w:cs="Times New Roman"/>
+                <w:sz w:val="22"/>
+                <w:szCs w:val="22"/>
+              </w:rPr>
+            </w:r>
+          </w:p>
+        </w:tc>
+        <w:tc>
+          <w:tcPr>
+            <w:tcW w:w="1275" w:type="dxa"/>
+          </w:tcPr>
+          <w:p>
+            <w:pPr>
+              <w:jc w:val="center"/>
+              <w:rPr>
+                <w:rFonts w:ascii="Times New Roman" w:hAnsi="Times New Roman" w:cs="Times New Roman"/>
+                <w:sz w:val="22"/>
+                <w:szCs w:val="22"/>
+              </w:rPr>
+            </w:pPr>
+            <w:r/>
+          </w:p>
+        </w:tc>
+        <w:tc>
+          <w:tcPr>
+            <w:tcW w:w="1418" w:type="dxa"/>
+          </w:tcPr>
+          <w:p>
+            <w:pPr>
+              <w:rPr>
+                <w:rFonts w:ascii="Times New Roman" w:hAnsi="Times New Roman" w:cs="Times New Roman"/>
+                <w:sz w:val="22"/>
+                <w:szCs w:val="22"/>
+              </w:rPr>
+            </w:pPr>
+            <w:r>
+              <w:rPr>
+                <w:rFonts w:ascii="Times New Roman" w:hAnsi="Times New Roman" w:cs="Times New Roman"/>
+                <w:sz w:val="22"/>
+                <w:szCs w:val="22"/>
+              </w:rPr>
+            </w:r>
+          </w:p>
+        </w:tc>
+        <w:tc>
+          <w:tcPr>
+            <w:tcW w:w="1150" w:type="dxa"/>
+          </w:tcPr>
+          <w:p>
+            <w:pPr>
+              <w:jc w:val="center"/>
+              <w:rPr>
+                <w:rFonts w:ascii="Times New Roman" w:hAnsi="Times New Roman" w:cs="Times New Roman"/>
+                <w:sz w:val="22"/>
+                <w:szCs w:val="22"/>
+              </w:rPr>
+            </w:pPr>
+            <w:r>
+              <w:rPr>
+                <w:rFonts w:ascii="Times New Roman" w:hAnsi="Times New Roman" w:cs="Times New Roman"/>
+                <w:sz w:val="22"/>
+                <w:szCs w:val="22"/>
+              </w:rPr>
+            </w:r>
+          </w:p>
+        </w:tc>
+        <w:tc>
+          <w:tcPr>
+            <w:tcW w:w="1685" w:type="dxa"/>
+          </w:tcPr>
+          <w:p>
+            <w:pPr>
+              <w:rPr>
+                <w:rFonts w:ascii="Times New Roman" w:hAnsi="Times New Roman" w:cs="Times New Roman"/>
+                <w:sz w:val="22"/>
+                <w:szCs w:val="22"/>
+              </w:rPr>
+            </w:pPr>
+            <w:r>
+              <w:rPr>
+                <w:rFonts w:ascii="Times New Roman" w:hAnsi="Times New Roman" w:cs="Times New Roman"/>
+                <w:sz w:val="22"/>
+                <w:szCs w:val="22"/>
+              </w:rPr>
+            </w:r>
+          </w:p>
+        </w:tc>
+      </w:tr>
+      <w:tr>
+        <w:tc>
+          <w:tcPr>
+            <w:tcW w:w="1874" w:type="dxa"/>
+          </w:tcPr>
+          <w:p>
+            <w:pPr>
+              <w:rPr>
+                <w:rFonts w:ascii="Times New Roman" w:hAnsi="Times New Roman" w:cs="Times New Roman"/>
+                <w:sz w:val="22"/>
+                <w:szCs w:val="22"/>
+                <w:lang w:val="en-US"/>
+              </w:rPr>
+            </w:pPr>
+            <w:r>
+              <w:rPr>
+                <w:rFonts w:ascii="Times New Roman" w:hAnsi="Times New Roman" w:cs="Times New Roman"/>
+                <w:sz w:val="22"/>
+                <w:szCs w:val="22"/>
+                <w:lang w:val="en-US"/>
+              </w:rPr>
+            </w:r>
+          </w:p>
+        </w:tc>
+        <w:tc>
+          <w:tcPr>
+            <w:tcW w:w="1356" w:type="dxa"/>
+          </w:tcPr>
+          <w:p>
+            <w:pPr>
+              <w:jc w:val="center"/>
+              <w:rPr>
+                <w:rFonts w:ascii="Times New Roman" w:hAnsi="Times New Roman" w:cs="Times New Roman"/>
+                <w:sz w:val="22"/>
+                <w:szCs w:val="22"/>
+                <w:lang w:val="en-US"/>
+              </w:rPr>
+            </w:pPr>
+            <w:r>
+              <w:rPr>
+                <w:rFonts w:ascii="Times New Roman" w:hAnsi="Times New Roman" w:cs="Times New Roman"/>
+                <w:sz w:val="22"/>
+                <w:szCs w:val="22"/>
+                <w:lang w:val="en-US"/>
+              </w:rPr>
+            </w:r>
+          </w:p>
+        </w:tc>
+        <w:tc>
+          <w:tcPr>
+            <w:tcW w:w="998" w:type="dxa"/>
+          </w:tcPr>
+          <w:p>
+            <w:pPr>
+              <w:jc w:val="center"/>
+              <w:rPr>
+                <w:rFonts w:ascii="Times New Roman" w:hAnsi="Times New Roman" w:cs="Times New Roman"/>
+                <w:sz w:val="22"/>
+                <w:szCs w:val="22"/>
+                <w:lang w:val="en-US"/>
+              </w:rPr>
+            </w:pPr>
+            <w:r>
+              <w:rPr>
+                <w:rFonts w:ascii="Times New Roman" w:hAnsi="Times New Roman" w:cs="Times New Roman"/>
+                <w:sz w:val="22"/>
+                <w:szCs w:val="22"/>
+                <w:lang w:val="en-US"/>
+              </w:rPr>
+            </w:r>
+          </w:p>
+        </w:tc>
+        <w:tc>
+          <w:tcPr>
+            <w:tcW w:w="1153" w:type="dxa"/>
+          </w:tcPr>
+          <w:p>
+            <w:pPr>
+              <w:jc w:val="center"/>
+              <w:rPr>
+                <w:rFonts w:ascii="Times New Roman" w:hAnsi="Times New Roman" w:cs="Times New Roman"/>
+                <w:sz w:val="22"/>
+                <w:szCs w:val="22"/>
+              </w:rPr>
+            </w:pPr>
+            <w:r>
+              <w:rPr>
+                <w:rFonts w:ascii="Times New Roman" w:hAnsi="Times New Roman" w:cs="Times New Roman"/>
+                <w:sz w:val="22"/>
+                <w:szCs w:val="22"/>
+                <w:lang w:val="en-US"/>
+              </w:rPr>
+            </w:r>
+            <w:r>
+              <w:rPr>
+                <w:rFonts w:ascii="Times New Roman" w:hAnsi="Times New Roman" w:cs="Times New Roman"/>
+                <w:sz w:val="22"/>
+                <w:szCs w:val="22"/>
+              </w:rPr>
+            </w:r>
+          </w:p>
+        </w:tc>
+        <w:tc>
+          <w:tcPr>
+            <w:tcW w:w="1276" w:type="dxa"/>
+          </w:tcPr>
+          <w:p>
+            <w:pPr>
+              <w:jc w:val="center"/>
+              <w:rPr>
+                <w:rFonts w:ascii="Times New Roman" w:hAnsi="Times New Roman" w:cs="Times New Roman"/>
+                <w:sz w:val="22"/>
+                <w:szCs w:val="22"/>
+              </w:rPr>
+            </w:pPr>
+            <w:r>
+              <w:rPr>
+                <w:rFonts w:ascii="Times New Roman" w:hAnsi="Times New Roman" w:cs="Times New Roman"/>
+                <w:sz w:val="22"/>
+                <w:szCs w:val="22"/>
+              </w:rPr>
+            </w:r>
+          </w:p>
+        </w:tc>
+        <w:tc>
+          <w:tcPr>
+            <w:tcW w:w="2409" w:type="dxa"/>
+          </w:tcPr>
+          <w:p>
+            <w:pPr>
+              <w:rPr>
+                <w:rFonts w:ascii="Times New Roman" w:hAnsi="Times New Roman" w:cs="Times New Roman"/>
+                <w:sz w:val="22"/>
+                <w:szCs w:val="22"/>
+              </w:rPr>
+            </w:pPr>
+            <w:r>
+              <w:rPr>
+                <w:rFonts w:ascii="Times New Roman" w:hAnsi="Times New Roman" w:cs="Times New Roman"/>
+                <w:sz w:val="22"/>
+                <w:szCs w:val="22"/>
+              </w:rPr>
+              <w:t>6П7</w:t>
+            </w:r>
+          </w:p>
+        </w:tc>
+        <w:tc>
+          <w:tcPr>
+            <w:tcW w:w="994" w:type="dxa"/>
+          </w:tcPr>
+          <w:p>
+            <w:pPr>
+              <w:jc w:val="center"/>
+              <w:rPr>
+                <w:rFonts w:ascii="Times New Roman" w:hAnsi="Times New Roman" w:cs="Times New Roman"/>
+                <w:sz w:val="22"/>
+                <w:szCs w:val="22"/>
+              </w:rPr>
+            </w:pPr>
+            <w:r>
+              <w:rPr>
+                <w:rFonts w:ascii="Times New Roman" w:hAnsi="Times New Roman" w:cs="Times New Roman"/>
+                <w:sz w:val="22"/>
+                <w:szCs w:val="22"/>
+              </w:rPr>
+            </w:r>
+          </w:p>
+        </w:tc>
+        <w:tc>
+          <w:tcPr>
+            <w:tcW w:w="1275" w:type="dxa"/>
+          </w:tcPr>
+          <w:p>
+            <w:pPr>
+              <w:jc w:val="center"/>
+              <w:rPr>
+                <w:rFonts w:ascii="Times New Roman" w:hAnsi="Times New Roman" w:cs="Times New Roman"/>
+                <w:sz w:val="22"/>
+                <w:szCs w:val="22"/>
+              </w:rPr>
+            </w:pPr>
+            <w:r/>
+          </w:p>
+        </w:tc>
+        <w:tc>
+          <w:tcPr>
+            <w:tcW w:w="1418" w:type="dxa"/>
+          </w:tcPr>
+          <w:p>
+            <w:pPr>
+              <w:rPr>
+                <w:rFonts w:ascii="Times New Roman" w:hAnsi="Times New Roman" w:cs="Times New Roman"/>
+                <w:sz w:val="22"/>
+                <w:szCs w:val="22"/>
+              </w:rPr>
+            </w:pPr>
+            <w:r>
+              <w:rPr>
+                <w:rFonts w:ascii="Times New Roman" w:hAnsi="Times New Roman" w:cs="Times New Roman"/>
+                <w:sz w:val="22"/>
+                <w:szCs w:val="22"/>
+              </w:rPr>
+            </w:r>
+          </w:p>
+        </w:tc>
+        <w:tc>
+          <w:tcPr>
+            <w:tcW w:w="1150" w:type="dxa"/>
+          </w:tcPr>
+          <w:p>
+            <w:pPr>
+              <w:jc w:val="center"/>
+              <w:rPr>
+                <w:rFonts w:ascii="Times New Roman" w:hAnsi="Times New Roman" w:cs="Times New Roman"/>
+                <w:sz w:val="22"/>
+                <w:szCs w:val="22"/>
+              </w:rPr>
+            </w:pPr>
+            <w:r>
+              <w:rPr>
+                <w:rFonts w:ascii="Times New Roman" w:hAnsi="Times New Roman" w:cs="Times New Roman"/>
+                <w:sz w:val="22"/>
+                <w:szCs w:val="22"/>
+              </w:rPr>
+            </w:r>
+          </w:p>
+        </w:tc>
+        <w:tc>
+          <w:tcPr>
+            <w:tcW w:w="1685" w:type="dxa"/>
+          </w:tcPr>
+          <w:p>
+            <w:pPr>
+              <w:rPr>
+                <w:rFonts w:ascii="Times New Roman" w:hAnsi="Times New Roman" w:cs="Times New Roman"/>
+                <w:sz w:val="22"/>
+                <w:szCs w:val="22"/>
+              </w:rPr>
+            </w:pPr>
+            <w:r>
+              <w:rPr>
+                <w:rFonts w:ascii="Times New Roman" w:hAnsi="Times New Roman" w:cs="Times New Roman"/>
+                <w:sz w:val="22"/>
+                <w:szCs w:val="22"/>
+              </w:rPr>
+            </w:r>
+          </w:p>
+        </w:tc>
+      </w:tr>
+      <w:tr>
+        <w:tc>
+          <w:tcPr>
+            <w:tcW w:w="1874" w:type="dxa"/>
+          </w:tcPr>
+          <w:p>
+            <w:pPr>
+              <w:rPr>
+                <w:rFonts w:ascii="Times New Roman" w:hAnsi="Times New Roman" w:cs="Times New Roman"/>
+                <w:sz w:val="22"/>
+                <w:szCs w:val="22"/>
+                <w:lang w:val="en-US"/>
+              </w:rPr>
+            </w:pPr>
+            <w:r>
+              <w:rPr>
+                <w:rFonts w:ascii="Times New Roman" w:hAnsi="Times New Roman" w:cs="Times New Roman"/>
+                <w:sz w:val="22"/>
+                <w:szCs w:val="22"/>
+                <w:lang w:val="en-US"/>
+              </w:rPr>
+            </w:r>
+          </w:p>
+        </w:tc>
+        <w:tc>
+          <w:tcPr>
+            <w:tcW w:w="1356" w:type="dxa"/>
+          </w:tcPr>
+          <w:p>
+            <w:pPr>
+              <w:jc w:val="center"/>
+              <w:rPr>
+                <w:rFonts w:ascii="Times New Roman" w:hAnsi="Times New Roman" w:cs="Times New Roman"/>
+                <w:sz w:val="22"/>
+                <w:szCs w:val="22"/>
+                <w:lang w:val="en-US"/>
+              </w:rPr>
+            </w:pPr>
+            <w:r>
+              <w:rPr>
+                <w:rFonts w:ascii="Times New Roman" w:hAnsi="Times New Roman" w:cs="Times New Roman"/>
+                <w:sz w:val="22"/>
+                <w:szCs w:val="22"/>
+                <w:lang w:val="en-US"/>
+              </w:rPr>
+            </w:r>
+          </w:p>
+        </w:tc>
+        <w:tc>
+          <w:tcPr>
+            <w:tcW w:w="998" w:type="dxa"/>
+          </w:tcPr>
+          <w:p>
+            <w:pPr>
+              <w:jc w:val="center"/>
+              <w:rPr>
+                <w:rFonts w:ascii="Times New Roman" w:hAnsi="Times New Roman" w:cs="Times New Roman"/>
+                <w:sz w:val="22"/>
+                <w:szCs w:val="22"/>
+                <w:lang w:val="en-US"/>
+              </w:rPr>
+            </w:pPr>
+            <w:r>
+              <w:rPr>
+                <w:rFonts w:ascii="Times New Roman" w:hAnsi="Times New Roman" w:cs="Times New Roman"/>
+                <w:sz w:val="22"/>
+                <w:szCs w:val="22"/>
+                <w:lang w:val="en-US"/>
+              </w:rPr>
+            </w:r>
+          </w:p>
+        </w:tc>
+        <w:tc>
+          <w:tcPr>
+            <w:tcW w:w="1153" w:type="dxa"/>
+          </w:tcPr>
+          <w:p>
+            <w:pPr>
+              <w:jc w:val="center"/>
+              <w:rPr>
+                <w:rFonts w:ascii="Times New Roman" w:hAnsi="Times New Roman" w:cs="Times New Roman"/>
+                <w:sz w:val="22"/>
+                <w:szCs w:val="22"/>
+              </w:rPr>
+            </w:pPr>
+            <w:r>
+              <w:rPr>
+                <w:rFonts w:ascii="Times New Roman" w:hAnsi="Times New Roman" w:cs="Times New Roman"/>
+                <w:sz w:val="22"/>
+                <w:szCs w:val="22"/>
+                <w:lang w:val="en-US"/>
+              </w:rPr>
+            </w:r>
+            <w:r>
+              <w:rPr>
+                <w:rFonts w:ascii="Times New Roman" w:hAnsi="Times New Roman" w:cs="Times New Roman"/>
+                <w:sz w:val="22"/>
+                <w:szCs w:val="22"/>
+              </w:rPr>
+            </w:r>
+          </w:p>
+        </w:tc>
+        <w:tc>
+          <w:tcPr>
+            <w:tcW w:w="1276" w:type="dxa"/>
+          </w:tcPr>
+          <w:p>
+            <w:pPr>
+              <w:jc w:val="center"/>
+              <w:rPr>
+                <w:rFonts w:ascii="Times New Roman" w:hAnsi="Times New Roman" w:cs="Times New Roman"/>
+                <w:sz w:val="22"/>
+                <w:szCs w:val="22"/>
+              </w:rPr>
+            </w:pPr>
+            <w:r>
+              <w:rPr>
+                <w:rFonts w:ascii="Times New Roman" w:hAnsi="Times New Roman" w:cs="Times New Roman"/>
+                <w:sz w:val="22"/>
+                <w:szCs w:val="22"/>
+              </w:rPr>
+            </w:r>
+          </w:p>
+        </w:tc>
+        <w:tc>
+          <w:tcPr>
+            <w:tcW w:w="2409" w:type="dxa"/>
+          </w:tcPr>
+          <w:p>
+            <w:pPr>
+              <w:rPr>
+                <w:rFonts w:ascii="Times New Roman" w:hAnsi="Times New Roman" w:cs="Times New Roman"/>
+                <w:sz w:val="22"/>
+                <w:szCs w:val="22"/>
+              </w:rPr>
+            </w:pPr>
+            <w:r>
+              <w:rPr>
+                <w:rFonts w:ascii="Times New Roman" w:hAnsi="Times New Roman" w:cs="Times New Roman"/>
+                <w:sz w:val="22"/>
+                <w:szCs w:val="22"/>
+              </w:rPr>
+              <w:t>2П8</w:t>
+            </w:r>
+          </w:p>
+        </w:tc>
+        <w:tc>
+          <w:tcPr>
+            <w:tcW w:w="994" w:type="dxa"/>
+          </w:tcPr>
+          <w:p>
+            <w:pPr>
+              <w:jc w:val="center"/>
+              <w:rPr>
+                <w:rFonts w:ascii="Times New Roman" w:hAnsi="Times New Roman" w:cs="Times New Roman"/>
+                <w:sz w:val="22"/>
+                <w:szCs w:val="22"/>
+              </w:rPr>
+            </w:pPr>
+            <w:r>
+              <w:rPr>
+                <w:rFonts w:ascii="Times New Roman" w:hAnsi="Times New Roman" w:cs="Times New Roman"/>
+                <w:sz w:val="22"/>
+                <w:szCs w:val="22"/>
+              </w:rPr>
+            </w:r>
+          </w:p>
+        </w:tc>
+        <w:tc>
+          <w:tcPr>
+            <w:tcW w:w="1275" w:type="dxa"/>
+          </w:tcPr>
+          <w:p>
+            <w:pPr>
+              <w:jc w:val="center"/>
+              <w:rPr>
+                <w:rFonts w:ascii="Times New Roman" w:hAnsi="Times New Roman" w:cs="Times New Roman"/>
+                <w:sz w:val="22"/>
+                <w:szCs w:val="22"/>
+              </w:rPr>
+            </w:pPr>
+            <w:r/>
+          </w:p>
+        </w:tc>
+        <w:tc>
+          <w:tcPr>
+            <w:tcW w:w="1418" w:type="dxa"/>
+          </w:tcPr>
+          <w:p>
+            <w:pPr>
+              <w:rPr>
+                <w:rFonts w:ascii="Times New Roman" w:hAnsi="Times New Roman" w:cs="Times New Roman"/>
+                <w:sz w:val="22"/>
+                <w:szCs w:val="22"/>
+              </w:rPr>
+            </w:pPr>
+            <w:r>
+              <w:rPr>
+                <w:rFonts w:ascii="Times New Roman" w:hAnsi="Times New Roman" w:cs="Times New Roman"/>
+                <w:sz w:val="22"/>
+                <w:szCs w:val="22"/>
+              </w:rPr>
+            </w:r>
+          </w:p>
+        </w:tc>
+        <w:tc>
+          <w:tcPr>
+            <w:tcW w:w="1150" w:type="dxa"/>
+          </w:tcPr>
+          <w:p>
+            <w:pPr>
+              <w:jc w:val="center"/>
+              <w:rPr>
+                <w:rFonts w:ascii="Times New Roman" w:hAnsi="Times New Roman" w:cs="Times New Roman"/>
+                <w:sz w:val="22"/>
+                <w:szCs w:val="22"/>
+              </w:rPr>
+            </w:pPr>
+            <w:r>
+              <w:rPr>
+                <w:rFonts w:ascii="Times New Roman" w:hAnsi="Times New Roman" w:cs="Times New Roman"/>
+                <w:sz w:val="22"/>
+                <w:szCs w:val="22"/>
+              </w:rPr>
+            </w:r>
+          </w:p>
+        </w:tc>
+        <w:tc>
+          <w:tcPr>
+            <w:tcW w:w="1685" w:type="dxa"/>
+          </w:tcPr>
+          <w:p>
+            <w:pPr>
+              <w:rPr>
+                <w:rFonts w:ascii="Times New Roman" w:hAnsi="Times New Roman" w:cs="Times New Roman"/>
+                <w:sz w:val="22"/>
+                <w:szCs w:val="22"/>
+              </w:rPr>
+            </w:pPr>
+            <w:r>
+              <w:rPr>
+                <w:rFonts w:ascii="Times New Roman" w:hAnsi="Times New Roman" w:cs="Times New Roman"/>
+                <w:sz w:val="22"/>
+                <w:szCs w:val="22"/>
+              </w:rPr>
+            </w:r>
+          </w:p>
+        </w:tc>
+      </w:tr>
+      <w:tr>
+        <w:tc>
+          <w:tcPr>
+            <w:tcW w:w="1874" w:type="dxa"/>
+          </w:tcPr>
+          <w:p>
+            <w:pPr>
+              <w:rPr>
+                <w:rFonts w:ascii="Times New Roman" w:hAnsi="Times New Roman" w:cs="Times New Roman"/>
+                <w:sz w:val="22"/>
+                <w:szCs w:val="22"/>
+                <w:lang w:val="en-US"/>
+              </w:rPr>
+            </w:pPr>
+            <w:r>
+              <w:rPr>
+                <w:rFonts w:ascii="Times New Roman" w:hAnsi="Times New Roman" w:cs="Times New Roman"/>
+                <w:sz w:val="22"/>
+                <w:szCs w:val="22"/>
+                <w:lang w:val="en-US"/>
+              </w:rPr>
+            </w:r>
+          </w:p>
+        </w:tc>
+        <w:tc>
+          <w:tcPr>
+            <w:tcW w:w="1356" w:type="dxa"/>
+          </w:tcPr>
+          <w:p>
+            <w:pPr>
+              <w:jc w:val="center"/>
+              <w:rPr>
+                <w:rFonts w:ascii="Times New Roman" w:hAnsi="Times New Roman" w:cs="Times New Roman"/>
+                <w:sz w:val="22"/>
+                <w:szCs w:val="22"/>
+                <w:lang w:val="en-US"/>
+              </w:rPr>
+            </w:pPr>
+            <w:r>
+              <w:rPr>
+                <w:rFonts w:ascii="Times New Roman" w:hAnsi="Times New Roman" w:cs="Times New Roman"/>
+                <w:sz w:val="22"/>
+                <w:szCs w:val="22"/>
+                <w:lang w:val="en-US"/>
+              </w:rPr>
+            </w:r>
+          </w:p>
+        </w:tc>
+        <w:tc>
+          <w:tcPr>
+            <w:tcW w:w="998" w:type="dxa"/>
+          </w:tcPr>
+          <w:p>
+            <w:pPr>
+              <w:jc w:val="center"/>
+              <w:rPr>
+                <w:rFonts w:ascii="Times New Roman" w:hAnsi="Times New Roman" w:cs="Times New Roman"/>
+                <w:sz w:val="22"/>
+                <w:szCs w:val="22"/>
+                <w:lang w:val="en-US"/>
+              </w:rPr>
+            </w:pPr>
+            <w:r>
+              <w:rPr>
+                <w:rFonts w:ascii="Times New Roman" w:hAnsi="Times New Roman" w:cs="Times New Roman"/>
+                <w:sz w:val="22"/>
+                <w:szCs w:val="22"/>
+                <w:lang w:val="en-US"/>
+              </w:rPr>
+            </w:r>
+          </w:p>
+        </w:tc>
+        <w:tc>
+          <w:tcPr>
+            <w:tcW w:w="1153" w:type="dxa"/>
+          </w:tcPr>
+          <w:p>
+            <w:pPr>
+              <w:jc w:val="center"/>
+              <w:rPr>
+                <w:rFonts w:ascii="Times New Roman" w:hAnsi="Times New Roman" w:cs="Times New Roman"/>
+                <w:sz w:val="22"/>
+                <w:szCs w:val="22"/>
+              </w:rPr>
+            </w:pPr>
+            <w:r>
+              <w:rPr>
+                <w:rFonts w:ascii="Times New Roman" w:hAnsi="Times New Roman" w:cs="Times New Roman"/>
+                <w:sz w:val="22"/>
+                <w:szCs w:val="22"/>
+                <w:lang w:val="en-US"/>
+              </w:rPr>
+            </w:r>
+            <w:r>
+              <w:rPr>
+                <w:rFonts w:ascii="Times New Roman" w:hAnsi="Times New Roman" w:cs="Times New Roman"/>
+                <w:sz w:val="22"/>
+                <w:szCs w:val="22"/>
+              </w:rPr>
+            </w:r>
+          </w:p>
+        </w:tc>
+        <w:tc>
+          <w:tcPr>
+            <w:tcW w:w="1276" w:type="dxa"/>
+          </w:tcPr>
+          <w:p>
+            <w:pPr>
+              <w:jc w:val="center"/>
+              <w:rPr>
+                <w:rFonts w:ascii="Times New Roman" w:hAnsi="Times New Roman" w:cs="Times New Roman"/>
+                <w:sz w:val="22"/>
+                <w:szCs w:val="22"/>
+              </w:rPr>
+            </w:pPr>
+            <w:r>
+              <w:rPr>
+                <w:rFonts w:ascii="Times New Roman" w:hAnsi="Times New Roman" w:cs="Times New Roman"/>
+                <w:sz w:val="22"/>
+                <w:szCs w:val="22"/>
+              </w:rPr>
+            </w:r>
+          </w:p>
+        </w:tc>
+        <w:tc>
+          <w:tcPr>
+            <w:tcW w:w="2409" w:type="dxa"/>
+          </w:tcPr>
+          <w:p>
+            <w:pPr>
+              <w:rPr>
+                <w:rFonts w:ascii="Times New Roman" w:hAnsi="Times New Roman" w:cs="Times New Roman"/>
+                <w:sz w:val="22"/>
+                <w:szCs w:val="22"/>
+              </w:rPr>
+            </w:pPr>
+            <w:r>
+              <w:rPr>
+                <w:rFonts w:ascii="Times New Roman" w:hAnsi="Times New Roman" w:cs="Times New Roman"/>
+                <w:sz w:val="22"/>
+                <w:szCs w:val="22"/>
+              </w:rPr>
+              <w:t>П1,2</w:t>
             </w:r>
           </w:p>
         </w:tc>

--- a/py/protocol_generated.docx
+++ b/py/protocol_generated.docx
@@ -634,7 +634,7 @@
                 <w:sz w:val="22"/>
                 <w:szCs w:val="22"/>
               </w:rPr>
-              <w:t>П4</w:t>
+              <w:t>2П2</w:t>
             </w:r>
           </w:p>
         </w:tc>
@@ -883,1003 +883,7 @@
                 <w:sz w:val="22"/>
                 <w:szCs w:val="22"/>
               </w:rPr>
-              <w:t>2П5</w:t>
-            </w:r>
-          </w:p>
-        </w:tc>
-        <w:tc>
-          <w:tcPr>
-            <w:tcW w:w="994" w:type="dxa"/>
-          </w:tcPr>
-          <w:p>
-            <w:pPr>
-              <w:jc w:val="center"/>
-              <w:rPr>
-                <w:rFonts w:ascii="Times New Roman" w:hAnsi="Times New Roman" w:cs="Times New Roman"/>
-                <w:sz w:val="22"/>
-                <w:szCs w:val="22"/>
-              </w:rPr>
-            </w:pPr>
-            <w:r>
-              <w:rPr>
-                <w:rFonts w:ascii="Times New Roman" w:hAnsi="Times New Roman" w:cs="Times New Roman"/>
-                <w:sz w:val="22"/>
-                <w:szCs w:val="22"/>
-              </w:rPr>
-            </w:r>
-          </w:p>
-        </w:tc>
-        <w:tc>
-          <w:tcPr>
-            <w:tcW w:w="1275" w:type="dxa"/>
-          </w:tcPr>
-          <w:p>
-            <w:pPr>
-              <w:jc w:val="center"/>
-              <w:rPr>
-                <w:rFonts w:ascii="Times New Roman" w:hAnsi="Times New Roman" w:cs="Times New Roman"/>
-                <w:sz w:val="22"/>
-                <w:szCs w:val="22"/>
-              </w:rPr>
-            </w:pPr>
-            <w:r/>
-          </w:p>
-        </w:tc>
-        <w:tc>
-          <w:tcPr>
-            <w:tcW w:w="1418" w:type="dxa"/>
-          </w:tcPr>
-          <w:p>
-            <w:pPr>
-              <w:rPr>
-                <w:rFonts w:ascii="Times New Roman" w:hAnsi="Times New Roman" w:cs="Times New Roman"/>
-                <w:sz w:val="22"/>
-                <w:szCs w:val="22"/>
-              </w:rPr>
-            </w:pPr>
-            <w:r>
-              <w:rPr>
-                <w:rFonts w:ascii="Times New Roman" w:hAnsi="Times New Roman" w:cs="Times New Roman"/>
-                <w:sz w:val="22"/>
-                <w:szCs w:val="22"/>
-              </w:rPr>
-            </w:r>
-          </w:p>
-        </w:tc>
-        <w:tc>
-          <w:tcPr>
-            <w:tcW w:w="1150" w:type="dxa"/>
-          </w:tcPr>
-          <w:p>
-            <w:pPr>
-              <w:jc w:val="center"/>
-              <w:rPr>
-                <w:rFonts w:ascii="Times New Roman" w:hAnsi="Times New Roman" w:cs="Times New Roman"/>
-                <w:sz w:val="22"/>
-                <w:szCs w:val="22"/>
-              </w:rPr>
-            </w:pPr>
-            <w:r>
-              <w:rPr>
-                <w:rFonts w:ascii="Times New Roman" w:hAnsi="Times New Roman" w:cs="Times New Roman"/>
-                <w:sz w:val="22"/>
-                <w:szCs w:val="22"/>
-              </w:rPr>
-            </w:r>
-          </w:p>
-        </w:tc>
-        <w:tc>
-          <w:tcPr>
-            <w:tcW w:w="1685" w:type="dxa"/>
-          </w:tcPr>
-          <w:p>
-            <w:pPr>
-              <w:rPr>
-                <w:rFonts w:ascii="Times New Roman" w:hAnsi="Times New Roman" w:cs="Times New Roman"/>
-                <w:sz w:val="22"/>
-                <w:szCs w:val="22"/>
-              </w:rPr>
-            </w:pPr>
-            <w:r>
-              <w:rPr>
-                <w:rFonts w:ascii="Times New Roman" w:hAnsi="Times New Roman" w:cs="Times New Roman"/>
-                <w:sz w:val="22"/>
-                <w:szCs w:val="22"/>
-              </w:rPr>
-            </w:r>
-          </w:p>
-        </w:tc>
-      </w:tr>
-      <w:tr>
-        <w:tc>
-          <w:tcPr>
-            <w:tcW w:w="1874" w:type="dxa"/>
-          </w:tcPr>
-          <w:p>
-            <w:pPr>
-              <w:rPr>
-                <w:rFonts w:ascii="Times New Roman" w:hAnsi="Times New Roman" w:cs="Times New Roman"/>
-                <w:sz w:val="22"/>
-                <w:szCs w:val="22"/>
-                <w:lang w:val="en-US"/>
-              </w:rPr>
-            </w:pPr>
-            <w:r>
-              <w:rPr>
-                <w:rFonts w:ascii="Times New Roman" w:hAnsi="Times New Roman" w:cs="Times New Roman"/>
-                <w:sz w:val="22"/>
-                <w:szCs w:val="22"/>
-                <w:lang w:val="en-US"/>
-              </w:rPr>
-            </w:r>
-          </w:p>
-        </w:tc>
-        <w:tc>
-          <w:tcPr>
-            <w:tcW w:w="1356" w:type="dxa"/>
-          </w:tcPr>
-          <w:p>
-            <w:pPr>
-              <w:jc w:val="center"/>
-              <w:rPr>
-                <w:rFonts w:ascii="Times New Roman" w:hAnsi="Times New Roman" w:cs="Times New Roman"/>
-                <w:sz w:val="22"/>
-                <w:szCs w:val="22"/>
-                <w:lang w:val="en-US"/>
-              </w:rPr>
-            </w:pPr>
-            <w:r>
-              <w:rPr>
-                <w:rFonts w:ascii="Times New Roman" w:hAnsi="Times New Roman" w:cs="Times New Roman"/>
-                <w:sz w:val="22"/>
-                <w:szCs w:val="22"/>
-                <w:lang w:val="en-US"/>
-              </w:rPr>
-            </w:r>
-          </w:p>
-        </w:tc>
-        <w:tc>
-          <w:tcPr>
-            <w:tcW w:w="998" w:type="dxa"/>
-          </w:tcPr>
-          <w:p>
-            <w:pPr>
-              <w:jc w:val="center"/>
-              <w:rPr>
-                <w:rFonts w:ascii="Times New Roman" w:hAnsi="Times New Roman" w:cs="Times New Roman"/>
-                <w:sz w:val="22"/>
-                <w:szCs w:val="22"/>
-                <w:lang w:val="en-US"/>
-              </w:rPr>
-            </w:pPr>
-            <w:r>
-              <w:rPr>
-                <w:rFonts w:ascii="Times New Roman" w:hAnsi="Times New Roman" w:cs="Times New Roman"/>
-                <w:sz w:val="22"/>
-                <w:szCs w:val="22"/>
-                <w:lang w:val="en-US"/>
-              </w:rPr>
-            </w:r>
-          </w:p>
-        </w:tc>
-        <w:tc>
-          <w:tcPr>
-            <w:tcW w:w="1153" w:type="dxa"/>
-          </w:tcPr>
-          <w:p>
-            <w:pPr>
-              <w:jc w:val="center"/>
-              <w:rPr>
-                <w:rFonts w:ascii="Times New Roman" w:hAnsi="Times New Roman" w:cs="Times New Roman"/>
-                <w:sz w:val="22"/>
-                <w:szCs w:val="22"/>
-              </w:rPr>
-            </w:pPr>
-            <w:r>
-              <w:rPr>
-                <w:rFonts w:ascii="Times New Roman" w:hAnsi="Times New Roman" w:cs="Times New Roman"/>
-                <w:sz w:val="22"/>
-                <w:szCs w:val="22"/>
-                <w:lang w:val="en-US"/>
-              </w:rPr>
-            </w:r>
-            <w:r>
-              <w:rPr>
-                <w:rFonts w:ascii="Times New Roman" w:hAnsi="Times New Roman" w:cs="Times New Roman"/>
-                <w:sz w:val="22"/>
-                <w:szCs w:val="22"/>
-              </w:rPr>
-            </w:r>
-          </w:p>
-        </w:tc>
-        <w:tc>
-          <w:tcPr>
-            <w:tcW w:w="1276" w:type="dxa"/>
-          </w:tcPr>
-          <w:p>
-            <w:pPr>
-              <w:jc w:val="center"/>
-              <w:rPr>
-                <w:rFonts w:ascii="Times New Roman" w:hAnsi="Times New Roman" w:cs="Times New Roman"/>
-                <w:sz w:val="22"/>
-                <w:szCs w:val="22"/>
-              </w:rPr>
-            </w:pPr>
-            <w:r>
-              <w:rPr>
-                <w:rFonts w:ascii="Times New Roman" w:hAnsi="Times New Roman" w:cs="Times New Roman"/>
-                <w:sz w:val="22"/>
-                <w:szCs w:val="22"/>
-              </w:rPr>
-            </w:r>
-          </w:p>
-        </w:tc>
-        <w:tc>
-          <w:tcPr>
-            <w:tcW w:w="2409" w:type="dxa"/>
-          </w:tcPr>
-          <w:p>
-            <w:pPr>
-              <w:rPr>
-                <w:rFonts w:ascii="Times New Roman" w:hAnsi="Times New Roman" w:cs="Times New Roman"/>
-                <w:sz w:val="22"/>
-                <w:szCs w:val="22"/>
-              </w:rPr>
-            </w:pPr>
-            <w:r>
-              <w:rPr>
-                <w:rFonts w:ascii="Times New Roman" w:hAnsi="Times New Roman" w:cs="Times New Roman"/>
-                <w:sz w:val="22"/>
-                <w:szCs w:val="22"/>
-              </w:rPr>
-              <w:t>П6</w:t>
-            </w:r>
-          </w:p>
-        </w:tc>
-        <w:tc>
-          <w:tcPr>
-            <w:tcW w:w="994" w:type="dxa"/>
-          </w:tcPr>
-          <w:p>
-            <w:pPr>
-              <w:jc w:val="center"/>
-              <w:rPr>
-                <w:rFonts w:ascii="Times New Roman" w:hAnsi="Times New Roman" w:cs="Times New Roman"/>
-                <w:sz w:val="22"/>
-                <w:szCs w:val="22"/>
-              </w:rPr>
-            </w:pPr>
-            <w:r>
-              <w:rPr>
-                <w:rFonts w:ascii="Times New Roman" w:hAnsi="Times New Roman" w:cs="Times New Roman"/>
-                <w:sz w:val="22"/>
-                <w:szCs w:val="22"/>
-              </w:rPr>
-            </w:r>
-          </w:p>
-        </w:tc>
-        <w:tc>
-          <w:tcPr>
-            <w:tcW w:w="1275" w:type="dxa"/>
-          </w:tcPr>
-          <w:p>
-            <w:pPr>
-              <w:jc w:val="center"/>
-              <w:rPr>
-                <w:rFonts w:ascii="Times New Roman" w:hAnsi="Times New Roman" w:cs="Times New Roman"/>
-                <w:sz w:val="22"/>
-                <w:szCs w:val="22"/>
-              </w:rPr>
-            </w:pPr>
-            <w:r/>
-          </w:p>
-        </w:tc>
-        <w:tc>
-          <w:tcPr>
-            <w:tcW w:w="1418" w:type="dxa"/>
-          </w:tcPr>
-          <w:p>
-            <w:pPr>
-              <w:rPr>
-                <w:rFonts w:ascii="Times New Roman" w:hAnsi="Times New Roman" w:cs="Times New Roman"/>
-                <w:sz w:val="22"/>
-                <w:szCs w:val="22"/>
-              </w:rPr>
-            </w:pPr>
-            <w:r>
-              <w:rPr>
-                <w:rFonts w:ascii="Times New Roman" w:hAnsi="Times New Roman" w:cs="Times New Roman"/>
-                <w:sz w:val="22"/>
-                <w:szCs w:val="22"/>
-              </w:rPr>
-            </w:r>
-          </w:p>
-        </w:tc>
-        <w:tc>
-          <w:tcPr>
-            <w:tcW w:w="1150" w:type="dxa"/>
-          </w:tcPr>
-          <w:p>
-            <w:pPr>
-              <w:jc w:val="center"/>
-              <w:rPr>
-                <w:rFonts w:ascii="Times New Roman" w:hAnsi="Times New Roman" w:cs="Times New Roman"/>
-                <w:sz w:val="22"/>
-                <w:szCs w:val="22"/>
-              </w:rPr>
-            </w:pPr>
-            <w:r>
-              <w:rPr>
-                <w:rFonts w:ascii="Times New Roman" w:hAnsi="Times New Roman" w:cs="Times New Roman"/>
-                <w:sz w:val="22"/>
-                <w:szCs w:val="22"/>
-              </w:rPr>
-            </w:r>
-          </w:p>
-        </w:tc>
-        <w:tc>
-          <w:tcPr>
-            <w:tcW w:w="1685" w:type="dxa"/>
-          </w:tcPr>
-          <w:p>
-            <w:pPr>
-              <w:rPr>
-                <w:rFonts w:ascii="Times New Roman" w:hAnsi="Times New Roman" w:cs="Times New Roman"/>
-                <w:sz w:val="22"/>
-                <w:szCs w:val="22"/>
-              </w:rPr>
-            </w:pPr>
-            <w:r>
-              <w:rPr>
-                <w:rFonts w:ascii="Times New Roman" w:hAnsi="Times New Roman" w:cs="Times New Roman"/>
-                <w:sz w:val="22"/>
-                <w:szCs w:val="22"/>
-              </w:rPr>
-            </w:r>
-          </w:p>
-        </w:tc>
-      </w:tr>
-      <w:tr>
-        <w:tc>
-          <w:tcPr>
-            <w:tcW w:w="1874" w:type="dxa"/>
-          </w:tcPr>
-          <w:p>
-            <w:pPr>
-              <w:rPr>
-                <w:rFonts w:ascii="Times New Roman" w:hAnsi="Times New Roman" w:cs="Times New Roman"/>
-                <w:sz w:val="22"/>
-                <w:szCs w:val="22"/>
-                <w:lang w:val="en-US"/>
-              </w:rPr>
-            </w:pPr>
-            <w:r>
-              <w:rPr>
-                <w:rFonts w:ascii="Times New Roman" w:hAnsi="Times New Roman" w:cs="Times New Roman"/>
-                <w:sz w:val="22"/>
-                <w:szCs w:val="22"/>
-                <w:lang w:val="en-US"/>
-              </w:rPr>
-            </w:r>
-          </w:p>
-        </w:tc>
-        <w:tc>
-          <w:tcPr>
-            <w:tcW w:w="1356" w:type="dxa"/>
-          </w:tcPr>
-          <w:p>
-            <w:pPr>
-              <w:jc w:val="center"/>
-              <w:rPr>
-                <w:rFonts w:ascii="Times New Roman" w:hAnsi="Times New Roman" w:cs="Times New Roman"/>
-                <w:sz w:val="22"/>
-                <w:szCs w:val="22"/>
-                <w:lang w:val="en-US"/>
-              </w:rPr>
-            </w:pPr>
-            <w:r>
-              <w:rPr>
-                <w:rFonts w:ascii="Times New Roman" w:hAnsi="Times New Roman" w:cs="Times New Roman"/>
-                <w:sz w:val="22"/>
-                <w:szCs w:val="22"/>
-                <w:lang w:val="en-US"/>
-              </w:rPr>
-            </w:r>
-          </w:p>
-        </w:tc>
-        <w:tc>
-          <w:tcPr>
-            <w:tcW w:w="998" w:type="dxa"/>
-          </w:tcPr>
-          <w:p>
-            <w:pPr>
-              <w:jc w:val="center"/>
-              <w:rPr>
-                <w:rFonts w:ascii="Times New Roman" w:hAnsi="Times New Roman" w:cs="Times New Roman"/>
-                <w:sz w:val="22"/>
-                <w:szCs w:val="22"/>
-                <w:lang w:val="en-US"/>
-              </w:rPr>
-            </w:pPr>
-            <w:r>
-              <w:rPr>
-                <w:rFonts w:ascii="Times New Roman" w:hAnsi="Times New Roman" w:cs="Times New Roman"/>
-                <w:sz w:val="22"/>
-                <w:szCs w:val="22"/>
-                <w:lang w:val="en-US"/>
-              </w:rPr>
-            </w:r>
-          </w:p>
-        </w:tc>
-        <w:tc>
-          <w:tcPr>
-            <w:tcW w:w="1153" w:type="dxa"/>
-          </w:tcPr>
-          <w:p>
-            <w:pPr>
-              <w:jc w:val="center"/>
-              <w:rPr>
-                <w:rFonts w:ascii="Times New Roman" w:hAnsi="Times New Roman" w:cs="Times New Roman"/>
-                <w:sz w:val="22"/>
-                <w:szCs w:val="22"/>
-              </w:rPr>
-            </w:pPr>
-            <w:r>
-              <w:rPr>
-                <w:rFonts w:ascii="Times New Roman" w:hAnsi="Times New Roman" w:cs="Times New Roman"/>
-                <w:sz w:val="22"/>
-                <w:szCs w:val="22"/>
-                <w:lang w:val="en-US"/>
-              </w:rPr>
-            </w:r>
-            <w:r>
-              <w:rPr>
-                <w:rFonts w:ascii="Times New Roman" w:hAnsi="Times New Roman" w:cs="Times New Roman"/>
-                <w:sz w:val="22"/>
-                <w:szCs w:val="22"/>
-              </w:rPr>
-            </w:r>
-          </w:p>
-        </w:tc>
-        <w:tc>
-          <w:tcPr>
-            <w:tcW w:w="1276" w:type="dxa"/>
-          </w:tcPr>
-          <w:p>
-            <w:pPr>
-              <w:jc w:val="center"/>
-              <w:rPr>
-                <w:rFonts w:ascii="Times New Roman" w:hAnsi="Times New Roman" w:cs="Times New Roman"/>
-                <w:sz w:val="22"/>
-                <w:szCs w:val="22"/>
-              </w:rPr>
-            </w:pPr>
-            <w:r>
-              <w:rPr>
-                <w:rFonts w:ascii="Times New Roman" w:hAnsi="Times New Roman" w:cs="Times New Roman"/>
-                <w:sz w:val="22"/>
-                <w:szCs w:val="22"/>
-              </w:rPr>
-            </w:r>
-          </w:p>
-        </w:tc>
-        <w:tc>
-          <w:tcPr>
-            <w:tcW w:w="2409" w:type="dxa"/>
-          </w:tcPr>
-          <w:p>
-            <w:pPr>
-              <w:rPr>
-                <w:rFonts w:ascii="Times New Roman" w:hAnsi="Times New Roman" w:cs="Times New Roman"/>
-                <w:sz w:val="22"/>
-                <w:szCs w:val="22"/>
-              </w:rPr>
-            </w:pPr>
-            <w:r>
-              <w:rPr>
-                <w:rFonts w:ascii="Times New Roman" w:hAnsi="Times New Roman" w:cs="Times New Roman"/>
-                <w:sz w:val="22"/>
-                <w:szCs w:val="22"/>
-              </w:rPr>
-              <w:t>6П7</w:t>
-            </w:r>
-          </w:p>
-        </w:tc>
-        <w:tc>
-          <w:tcPr>
-            <w:tcW w:w="994" w:type="dxa"/>
-          </w:tcPr>
-          <w:p>
-            <w:pPr>
-              <w:jc w:val="center"/>
-              <w:rPr>
-                <w:rFonts w:ascii="Times New Roman" w:hAnsi="Times New Roman" w:cs="Times New Roman"/>
-                <w:sz w:val="22"/>
-                <w:szCs w:val="22"/>
-              </w:rPr>
-            </w:pPr>
-            <w:r>
-              <w:rPr>
-                <w:rFonts w:ascii="Times New Roman" w:hAnsi="Times New Roman" w:cs="Times New Roman"/>
-                <w:sz w:val="22"/>
-                <w:szCs w:val="22"/>
-              </w:rPr>
-            </w:r>
-          </w:p>
-        </w:tc>
-        <w:tc>
-          <w:tcPr>
-            <w:tcW w:w="1275" w:type="dxa"/>
-          </w:tcPr>
-          <w:p>
-            <w:pPr>
-              <w:jc w:val="center"/>
-              <w:rPr>
-                <w:rFonts w:ascii="Times New Roman" w:hAnsi="Times New Roman" w:cs="Times New Roman"/>
-                <w:sz w:val="22"/>
-                <w:szCs w:val="22"/>
-              </w:rPr>
-            </w:pPr>
-            <w:r/>
-          </w:p>
-        </w:tc>
-        <w:tc>
-          <w:tcPr>
-            <w:tcW w:w="1418" w:type="dxa"/>
-          </w:tcPr>
-          <w:p>
-            <w:pPr>
-              <w:rPr>
-                <w:rFonts w:ascii="Times New Roman" w:hAnsi="Times New Roman" w:cs="Times New Roman"/>
-                <w:sz w:val="22"/>
-                <w:szCs w:val="22"/>
-              </w:rPr>
-            </w:pPr>
-            <w:r>
-              <w:rPr>
-                <w:rFonts w:ascii="Times New Roman" w:hAnsi="Times New Roman" w:cs="Times New Roman"/>
-                <w:sz w:val="22"/>
-                <w:szCs w:val="22"/>
-              </w:rPr>
-            </w:r>
-          </w:p>
-        </w:tc>
-        <w:tc>
-          <w:tcPr>
-            <w:tcW w:w="1150" w:type="dxa"/>
-          </w:tcPr>
-          <w:p>
-            <w:pPr>
-              <w:jc w:val="center"/>
-              <w:rPr>
-                <w:rFonts w:ascii="Times New Roman" w:hAnsi="Times New Roman" w:cs="Times New Roman"/>
-                <w:sz w:val="22"/>
-                <w:szCs w:val="22"/>
-              </w:rPr>
-            </w:pPr>
-            <w:r>
-              <w:rPr>
-                <w:rFonts w:ascii="Times New Roman" w:hAnsi="Times New Roman" w:cs="Times New Roman"/>
-                <w:sz w:val="22"/>
-                <w:szCs w:val="22"/>
-              </w:rPr>
-            </w:r>
-          </w:p>
-        </w:tc>
-        <w:tc>
-          <w:tcPr>
-            <w:tcW w:w="1685" w:type="dxa"/>
-          </w:tcPr>
-          <w:p>
-            <w:pPr>
-              <w:rPr>
-                <w:rFonts w:ascii="Times New Roman" w:hAnsi="Times New Roman" w:cs="Times New Roman"/>
-                <w:sz w:val="22"/>
-                <w:szCs w:val="22"/>
-              </w:rPr>
-            </w:pPr>
-            <w:r>
-              <w:rPr>
-                <w:rFonts w:ascii="Times New Roman" w:hAnsi="Times New Roman" w:cs="Times New Roman"/>
-                <w:sz w:val="22"/>
-                <w:szCs w:val="22"/>
-              </w:rPr>
-            </w:r>
-          </w:p>
-        </w:tc>
-      </w:tr>
-      <w:tr>
-        <w:tc>
-          <w:tcPr>
-            <w:tcW w:w="1874" w:type="dxa"/>
-          </w:tcPr>
-          <w:p>
-            <w:pPr>
-              <w:rPr>
-                <w:rFonts w:ascii="Times New Roman" w:hAnsi="Times New Roman" w:cs="Times New Roman"/>
-                <w:sz w:val="22"/>
-                <w:szCs w:val="22"/>
-                <w:lang w:val="en-US"/>
-              </w:rPr>
-            </w:pPr>
-            <w:r>
-              <w:rPr>
-                <w:rFonts w:ascii="Times New Roman" w:hAnsi="Times New Roman" w:cs="Times New Roman"/>
-                <w:sz w:val="22"/>
-                <w:szCs w:val="22"/>
-                <w:lang w:val="en-US"/>
-              </w:rPr>
-            </w:r>
-          </w:p>
-        </w:tc>
-        <w:tc>
-          <w:tcPr>
-            <w:tcW w:w="1356" w:type="dxa"/>
-          </w:tcPr>
-          <w:p>
-            <w:pPr>
-              <w:jc w:val="center"/>
-              <w:rPr>
-                <w:rFonts w:ascii="Times New Roman" w:hAnsi="Times New Roman" w:cs="Times New Roman"/>
-                <w:sz w:val="22"/>
-                <w:szCs w:val="22"/>
-                <w:lang w:val="en-US"/>
-              </w:rPr>
-            </w:pPr>
-            <w:r>
-              <w:rPr>
-                <w:rFonts w:ascii="Times New Roman" w:hAnsi="Times New Roman" w:cs="Times New Roman"/>
-                <w:sz w:val="22"/>
-                <w:szCs w:val="22"/>
-                <w:lang w:val="en-US"/>
-              </w:rPr>
-            </w:r>
-          </w:p>
-        </w:tc>
-        <w:tc>
-          <w:tcPr>
-            <w:tcW w:w="998" w:type="dxa"/>
-          </w:tcPr>
-          <w:p>
-            <w:pPr>
-              <w:jc w:val="center"/>
-              <w:rPr>
-                <w:rFonts w:ascii="Times New Roman" w:hAnsi="Times New Roman" w:cs="Times New Roman"/>
-                <w:sz w:val="22"/>
-                <w:szCs w:val="22"/>
-                <w:lang w:val="en-US"/>
-              </w:rPr>
-            </w:pPr>
-            <w:r>
-              <w:rPr>
-                <w:rFonts w:ascii="Times New Roman" w:hAnsi="Times New Roman" w:cs="Times New Roman"/>
-                <w:sz w:val="22"/>
-                <w:szCs w:val="22"/>
-                <w:lang w:val="en-US"/>
-              </w:rPr>
-            </w:r>
-          </w:p>
-        </w:tc>
-        <w:tc>
-          <w:tcPr>
-            <w:tcW w:w="1153" w:type="dxa"/>
-          </w:tcPr>
-          <w:p>
-            <w:pPr>
-              <w:jc w:val="center"/>
-              <w:rPr>
-                <w:rFonts w:ascii="Times New Roman" w:hAnsi="Times New Roman" w:cs="Times New Roman"/>
-                <w:sz w:val="22"/>
-                <w:szCs w:val="22"/>
-              </w:rPr>
-            </w:pPr>
-            <w:r>
-              <w:rPr>
-                <w:rFonts w:ascii="Times New Roman" w:hAnsi="Times New Roman" w:cs="Times New Roman"/>
-                <w:sz w:val="22"/>
-                <w:szCs w:val="22"/>
-                <w:lang w:val="en-US"/>
-              </w:rPr>
-            </w:r>
-            <w:r>
-              <w:rPr>
-                <w:rFonts w:ascii="Times New Roman" w:hAnsi="Times New Roman" w:cs="Times New Roman"/>
-                <w:sz w:val="22"/>
-                <w:szCs w:val="22"/>
-              </w:rPr>
-            </w:r>
-          </w:p>
-        </w:tc>
-        <w:tc>
-          <w:tcPr>
-            <w:tcW w:w="1276" w:type="dxa"/>
-          </w:tcPr>
-          <w:p>
-            <w:pPr>
-              <w:jc w:val="center"/>
-              <w:rPr>
-                <w:rFonts w:ascii="Times New Roman" w:hAnsi="Times New Roman" w:cs="Times New Roman"/>
-                <w:sz w:val="22"/>
-                <w:szCs w:val="22"/>
-              </w:rPr>
-            </w:pPr>
-            <w:r>
-              <w:rPr>
-                <w:rFonts w:ascii="Times New Roman" w:hAnsi="Times New Roman" w:cs="Times New Roman"/>
-                <w:sz w:val="22"/>
-                <w:szCs w:val="22"/>
-              </w:rPr>
-            </w:r>
-          </w:p>
-        </w:tc>
-        <w:tc>
-          <w:tcPr>
-            <w:tcW w:w="2409" w:type="dxa"/>
-          </w:tcPr>
-          <w:p>
-            <w:pPr>
-              <w:rPr>
-                <w:rFonts w:ascii="Times New Roman" w:hAnsi="Times New Roman" w:cs="Times New Roman"/>
-                <w:sz w:val="22"/>
-                <w:szCs w:val="22"/>
-              </w:rPr>
-            </w:pPr>
-            <w:r>
-              <w:rPr>
-                <w:rFonts w:ascii="Times New Roman" w:hAnsi="Times New Roman" w:cs="Times New Roman"/>
-                <w:sz w:val="22"/>
-                <w:szCs w:val="22"/>
-              </w:rPr>
-              <w:t>2П8</w:t>
-            </w:r>
-          </w:p>
-        </w:tc>
-        <w:tc>
-          <w:tcPr>
-            <w:tcW w:w="994" w:type="dxa"/>
-          </w:tcPr>
-          <w:p>
-            <w:pPr>
-              <w:jc w:val="center"/>
-              <w:rPr>
-                <w:rFonts w:ascii="Times New Roman" w:hAnsi="Times New Roman" w:cs="Times New Roman"/>
-                <w:sz w:val="22"/>
-                <w:szCs w:val="22"/>
-              </w:rPr>
-            </w:pPr>
-            <w:r>
-              <w:rPr>
-                <w:rFonts w:ascii="Times New Roman" w:hAnsi="Times New Roman" w:cs="Times New Roman"/>
-                <w:sz w:val="22"/>
-                <w:szCs w:val="22"/>
-              </w:rPr>
-            </w:r>
-          </w:p>
-        </w:tc>
-        <w:tc>
-          <w:tcPr>
-            <w:tcW w:w="1275" w:type="dxa"/>
-          </w:tcPr>
-          <w:p>
-            <w:pPr>
-              <w:jc w:val="center"/>
-              <w:rPr>
-                <w:rFonts w:ascii="Times New Roman" w:hAnsi="Times New Roman" w:cs="Times New Roman"/>
-                <w:sz w:val="22"/>
-                <w:szCs w:val="22"/>
-              </w:rPr>
-            </w:pPr>
-            <w:r/>
-          </w:p>
-        </w:tc>
-        <w:tc>
-          <w:tcPr>
-            <w:tcW w:w="1418" w:type="dxa"/>
-          </w:tcPr>
-          <w:p>
-            <w:pPr>
-              <w:rPr>
-                <w:rFonts w:ascii="Times New Roman" w:hAnsi="Times New Roman" w:cs="Times New Roman"/>
-                <w:sz w:val="22"/>
-                <w:szCs w:val="22"/>
-              </w:rPr>
-            </w:pPr>
-            <w:r>
-              <w:rPr>
-                <w:rFonts w:ascii="Times New Roman" w:hAnsi="Times New Roman" w:cs="Times New Roman"/>
-                <w:sz w:val="22"/>
-                <w:szCs w:val="22"/>
-              </w:rPr>
-            </w:r>
-          </w:p>
-        </w:tc>
-        <w:tc>
-          <w:tcPr>
-            <w:tcW w:w="1150" w:type="dxa"/>
-          </w:tcPr>
-          <w:p>
-            <w:pPr>
-              <w:jc w:val="center"/>
-              <w:rPr>
-                <w:rFonts w:ascii="Times New Roman" w:hAnsi="Times New Roman" w:cs="Times New Roman"/>
-                <w:sz w:val="22"/>
-                <w:szCs w:val="22"/>
-              </w:rPr>
-            </w:pPr>
-            <w:r>
-              <w:rPr>
-                <w:rFonts w:ascii="Times New Roman" w:hAnsi="Times New Roman" w:cs="Times New Roman"/>
-                <w:sz w:val="22"/>
-                <w:szCs w:val="22"/>
-              </w:rPr>
-            </w:r>
-          </w:p>
-        </w:tc>
-        <w:tc>
-          <w:tcPr>
-            <w:tcW w:w="1685" w:type="dxa"/>
-          </w:tcPr>
-          <w:p>
-            <w:pPr>
-              <w:rPr>
-                <w:rFonts w:ascii="Times New Roman" w:hAnsi="Times New Roman" w:cs="Times New Roman"/>
-                <w:sz w:val="22"/>
-                <w:szCs w:val="22"/>
-              </w:rPr>
-            </w:pPr>
-            <w:r>
-              <w:rPr>
-                <w:rFonts w:ascii="Times New Roman" w:hAnsi="Times New Roman" w:cs="Times New Roman"/>
-                <w:sz w:val="22"/>
-                <w:szCs w:val="22"/>
-              </w:rPr>
-            </w:r>
-          </w:p>
-        </w:tc>
-      </w:tr>
-      <w:tr>
-        <w:tc>
-          <w:tcPr>
-            <w:tcW w:w="1874" w:type="dxa"/>
-          </w:tcPr>
-          <w:p>
-            <w:pPr>
-              <w:rPr>
-                <w:rFonts w:ascii="Times New Roman" w:hAnsi="Times New Roman" w:cs="Times New Roman"/>
-                <w:sz w:val="22"/>
-                <w:szCs w:val="22"/>
-                <w:lang w:val="en-US"/>
-              </w:rPr>
-            </w:pPr>
-            <w:r>
-              <w:rPr>
-                <w:rFonts w:ascii="Times New Roman" w:hAnsi="Times New Roman" w:cs="Times New Roman"/>
-                <w:sz w:val="22"/>
-                <w:szCs w:val="22"/>
-                <w:lang w:val="en-US"/>
-              </w:rPr>
-            </w:r>
-          </w:p>
-        </w:tc>
-        <w:tc>
-          <w:tcPr>
-            <w:tcW w:w="1356" w:type="dxa"/>
-          </w:tcPr>
-          <w:p>
-            <w:pPr>
-              <w:jc w:val="center"/>
-              <w:rPr>
-                <w:rFonts w:ascii="Times New Roman" w:hAnsi="Times New Roman" w:cs="Times New Roman"/>
-                <w:sz w:val="22"/>
-                <w:szCs w:val="22"/>
-                <w:lang w:val="en-US"/>
-              </w:rPr>
-            </w:pPr>
-            <w:r>
-              <w:rPr>
-                <w:rFonts w:ascii="Times New Roman" w:hAnsi="Times New Roman" w:cs="Times New Roman"/>
-                <w:sz w:val="22"/>
-                <w:szCs w:val="22"/>
-                <w:lang w:val="en-US"/>
-              </w:rPr>
-            </w:r>
-          </w:p>
-        </w:tc>
-        <w:tc>
-          <w:tcPr>
-            <w:tcW w:w="998" w:type="dxa"/>
-          </w:tcPr>
-          <w:p>
-            <w:pPr>
-              <w:jc w:val="center"/>
-              <w:rPr>
-                <w:rFonts w:ascii="Times New Roman" w:hAnsi="Times New Roman" w:cs="Times New Roman"/>
-                <w:sz w:val="22"/>
-                <w:szCs w:val="22"/>
-                <w:lang w:val="en-US"/>
-              </w:rPr>
-            </w:pPr>
-            <w:r>
-              <w:rPr>
-                <w:rFonts w:ascii="Times New Roman" w:hAnsi="Times New Roman" w:cs="Times New Roman"/>
-                <w:sz w:val="22"/>
-                <w:szCs w:val="22"/>
-                <w:lang w:val="en-US"/>
-              </w:rPr>
-            </w:r>
-          </w:p>
-        </w:tc>
-        <w:tc>
-          <w:tcPr>
-            <w:tcW w:w="1153" w:type="dxa"/>
-          </w:tcPr>
-          <w:p>
-            <w:pPr>
-              <w:jc w:val="center"/>
-              <w:rPr>
-                <w:rFonts w:ascii="Times New Roman" w:hAnsi="Times New Roman" w:cs="Times New Roman"/>
-                <w:sz w:val="22"/>
-                <w:szCs w:val="22"/>
-              </w:rPr>
-            </w:pPr>
-            <w:r>
-              <w:rPr>
-                <w:rFonts w:ascii="Times New Roman" w:hAnsi="Times New Roman" w:cs="Times New Roman"/>
-                <w:sz w:val="22"/>
-                <w:szCs w:val="22"/>
-                <w:lang w:val="en-US"/>
-              </w:rPr>
-            </w:r>
-            <w:r>
-              <w:rPr>
-                <w:rFonts w:ascii="Times New Roman" w:hAnsi="Times New Roman" w:cs="Times New Roman"/>
-                <w:sz w:val="22"/>
-                <w:szCs w:val="22"/>
-              </w:rPr>
-            </w:r>
-          </w:p>
-        </w:tc>
-        <w:tc>
-          <w:tcPr>
-            <w:tcW w:w="1276" w:type="dxa"/>
-          </w:tcPr>
-          <w:p>
-            <w:pPr>
-              <w:jc w:val="center"/>
-              <w:rPr>
-                <w:rFonts w:ascii="Times New Roman" w:hAnsi="Times New Roman" w:cs="Times New Roman"/>
-                <w:sz w:val="22"/>
-                <w:szCs w:val="22"/>
-              </w:rPr>
-            </w:pPr>
-            <w:r>
-              <w:rPr>
-                <w:rFonts w:ascii="Times New Roman" w:hAnsi="Times New Roman" w:cs="Times New Roman"/>
-                <w:sz w:val="22"/>
-                <w:szCs w:val="22"/>
-              </w:rPr>
-            </w:r>
-          </w:p>
-        </w:tc>
-        <w:tc>
-          <w:tcPr>
-            <w:tcW w:w="2409" w:type="dxa"/>
-          </w:tcPr>
-          <w:p>
-            <w:pPr>
-              <w:rPr>
-                <w:rFonts w:ascii="Times New Roman" w:hAnsi="Times New Roman" w:cs="Times New Roman"/>
-                <w:sz w:val="22"/>
-                <w:szCs w:val="22"/>
-              </w:rPr>
-            </w:pPr>
-            <w:r>
-              <w:rPr>
-                <w:rFonts w:ascii="Times New Roman" w:hAnsi="Times New Roman" w:cs="Times New Roman"/>
-                <w:sz w:val="22"/>
-                <w:szCs w:val="22"/>
-              </w:rPr>
-              <w:t>П1,2</w:t>
+              <w:t>Т5</w:t>
             </w:r>
           </w:p>
         </w:tc>
@@ -2015,7 +1019,7 @@
         <w:rPr>
           <w:rFonts w:ascii="Times New Roman" w:hAnsi="Times New Roman" w:cs="Times New Roman"/>
         </w:rPr>
-        <w:t xml:space="preserve">Начальник лаборатории </w:t>
+        <w:t>Начальник лаборатории Владыкин Н.Н.</w:t>
       </w:r>
       <w:r>
         <w:rPr>
@@ -2081,7 +1085,7 @@
         <w:rPr>
           <w:rFonts w:ascii="Times New Roman" w:hAnsi="Times New Roman" w:cs="Times New Roman"/>
         </w:rPr>
-        <w:t xml:space="preserve">Дефектоскопист </w:t>
+        <w:t>Дефектоскопист Пермяков Г.С.</w:t>
       </w:r>
       <w:r>
         <w:rPr>
